--- a/Szoftverdokumentáció - Amőba.docx
+++ b/Szoftverdokumentáció - Amőba.docx
@@ -7,29 +7,36 @@
         <w:rPr>
           <w:b/>
           <w:bCs/>
+          <w:sz w:val="24"/>
+          <w:szCs w:val="24"/>
         </w:rPr>
       </w:pPr>
       <w:r>
         <w:rPr>
           <w:b/>
           <w:bCs/>
+          <w:sz w:val="24"/>
+          <w:szCs w:val="24"/>
         </w:rPr>
-        <w:t>Amőba – Dokumentáció</w:t>
-      </w:r>
-    </w:p>
-    <w:p>
-      <w:pPr>
+        <w:t xml:space="preserve">Amőba – </w:t>
+      </w:r>
+      <w:r>
         <w:rPr>
           <w:b/>
           <w:bCs/>
+          <w:sz w:val="24"/>
+          <w:szCs w:val="24"/>
         </w:rPr>
-      </w:pPr>
+        <w:t>Szoftverd</w:t>
+      </w:r>
       <w:r>
         <w:rPr>
           <w:b/>
           <w:bCs/>
+          <w:sz w:val="24"/>
+          <w:szCs w:val="24"/>
         </w:rPr>
-        <w:t>1. Felhasználói dokumentáció</w:t>
+        <w:t>okumentáció</w:t>
       </w:r>
     </w:p>
     <w:p>
@@ -37,14 +44,18 @@
         <w:rPr>
           <w:b/>
           <w:bCs/>
+          <w:sz w:val="28"/>
+          <w:szCs w:val="28"/>
         </w:rPr>
       </w:pPr>
       <w:r>
         <w:rPr>
           <w:b/>
           <w:bCs/>
+          <w:sz w:val="28"/>
+          <w:szCs w:val="28"/>
         </w:rPr>
-        <w:t>1.1 Telepítési útmutató</w:t>
+        <w:t>Telepítési útmutató</w:t>
       </w:r>
     </w:p>
     <w:p>
@@ -75,15 +86,7 @@
         </w:numPr>
       </w:pPr>
       <w:r>
-        <w:t xml:space="preserve">Visual </w:t>
-      </w:r>
-      <w:proofErr w:type="spellStart"/>
-      <w:r>
-        <w:t>Studio</w:t>
-      </w:r>
-      <w:proofErr w:type="spellEnd"/>
-      <w:r>
-        <w:t xml:space="preserve"> 2022</w:t>
+        <w:t>Visual Studio 2022</w:t>
       </w:r>
     </w:p>
     <w:p>
@@ -94,15 +97,7 @@
         </w:numPr>
       </w:pPr>
       <w:r>
-        <w:t xml:space="preserve">.NET 8.0 (Windows </w:t>
-      </w:r>
-      <w:proofErr w:type="spellStart"/>
-      <w:r>
-        <w:t>target</w:t>
-      </w:r>
-      <w:proofErr w:type="spellEnd"/>
-      <w:r>
-        <w:t>)</w:t>
+        <w:t>.NET 8.0 (Windows target)</w:t>
       </w:r>
     </w:p>
     <w:p>
@@ -125,19 +120,11 @@
         <w:t xml:space="preserve">Töltsd le a projektet a GitHubról: </w:t>
       </w:r>
       <w:hyperlink r:id="rId5" w:tgtFrame="_new" w:history="1">
-        <w:proofErr w:type="spellStart"/>
         <w:r>
           <w:rPr>
             <w:rStyle w:val="Hiperhivatkozs"/>
           </w:rPr>
-          <w:t>Amoba</w:t>
-        </w:r>
-        <w:proofErr w:type="spellEnd"/>
-        <w:r>
-          <w:rPr>
-            <w:rStyle w:val="Hiperhivatkozs"/>
-          </w:rPr>
-          <w:t xml:space="preserve"> GitHub</w:t>
+          <w:t>Amoba GitHub</w:t>
         </w:r>
       </w:hyperlink>
     </w:p>
@@ -152,31 +139,7 @@
         <w:t xml:space="preserve">Futtasd a </w:t>
       </w:r>
       <w:r>
-        <w:t>\</w:t>
-      </w:r>
-      <w:proofErr w:type="spellStart"/>
-      <w:r>
-        <w:t>Amoba</w:t>
-      </w:r>
-      <w:proofErr w:type="spellEnd"/>
-      <w:r>
-        <w:t>\</w:t>
-      </w:r>
-      <w:proofErr w:type="spellStart"/>
-      <w:r>
-        <w:t>bin</w:t>
-      </w:r>
-      <w:proofErr w:type="spellEnd"/>
-      <w:r>
-        <w:t>\</w:t>
-      </w:r>
-      <w:proofErr w:type="spellStart"/>
-      <w:r>
-        <w:t>Debug</w:t>
-      </w:r>
-      <w:proofErr w:type="spellEnd"/>
-      <w:r>
-        <w:t>\net8.0</w:t>
+        <w:t>\Amoba\bin\Debug\net8.0</w:t>
       </w:r>
       <w:r>
         <w:t>-</w:t>
@@ -194,14 +157,18 @@
         <w:rPr>
           <w:b/>
           <w:bCs/>
+          <w:sz w:val="28"/>
+          <w:szCs w:val="28"/>
         </w:rPr>
       </w:pPr>
       <w:r>
         <w:rPr>
           <w:b/>
           <w:bCs/>
+          <w:sz w:val="28"/>
+          <w:szCs w:val="28"/>
         </w:rPr>
-        <w:t>1.2 Használati kézikönyv</w:t>
+        <w:t>Használati kézikönyv</w:t>
       </w:r>
     </w:p>
     <w:p>
@@ -403,14 +370,19 @@
         <w:rPr>
           <w:b/>
           <w:bCs/>
+          <w:sz w:val="28"/>
+          <w:szCs w:val="28"/>
         </w:rPr>
       </w:pPr>
       <w:r>
         <w:rPr>
           <w:b/>
           <w:bCs/>
+          <w:sz w:val="28"/>
+          <w:szCs w:val="28"/>
         </w:rPr>
-        <w:t>1.3 Hibaelhárítási útmutató</w:t>
+        <w:lastRenderedPageBreak/>
+        <w:t>Hibaelhárítási útmutató</w:t>
       </w:r>
     </w:p>
     <w:tbl>
@@ -452,7 +424,6 @@
                 <w:b/>
                 <w:bCs/>
               </w:rPr>
-              <w:lastRenderedPageBreak/>
               <w:t>Hiba</w:t>
             </w:r>
           </w:p>
@@ -504,21 +475,8 @@
           </w:tcPr>
           <w:p>
             <w:r>
-              <w:t xml:space="preserve">Ellenőrizd a .NET 8.0 telepítését és a projekt </w:t>
+              <w:t>Ellenőrizd a .NET 8.0 telepítését és a projekt target framework</w:t>
             </w:r>
-            <w:proofErr w:type="spellStart"/>
-            <w:r>
-              <w:t>target</w:t>
-            </w:r>
-            <w:proofErr w:type="spellEnd"/>
-            <w:r>
-              <w:t xml:space="preserve"> </w:t>
-            </w:r>
-            <w:proofErr w:type="spellStart"/>
-            <w:r>
-              <w:t>framework</w:t>
-            </w:r>
-            <w:proofErr w:type="spellEnd"/>
             <w:r>
               <w:t>-</w:t>
             </w:r>
@@ -590,7 +548,7 @@
           <w:b/>
           <w:bCs/>
         </w:rPr>
-        <w:t>2. Karbantartási és üzemeltetési dokumentáció</w:t>
+        <w:t>Karbantartási és üzemeltetési dokumentáció</w:t>
       </w:r>
     </w:p>
     <w:p>
@@ -605,59 +563,97 @@
           <w:b/>
           <w:bCs/>
         </w:rPr>
-        <w:t>2.</w:t>
-      </w:r>
-      <w:r>
+        <w:t>Frissítési és migrációs útmutató</w:t>
+      </w:r>
+    </w:p>
+    <w:p>
+      <w:pPr>
+        <w:numPr>
+          <w:ilvl w:val="0"/>
+          <w:numId w:val="8"/>
+        </w:numPr>
+      </w:pPr>
+      <w:r>
+        <w:t>Új verzió telepítésekor töltsd le a legfrissebb sln és forrásfájlokat.</w:t>
+      </w:r>
+    </w:p>
+    <w:p>
+      <w:pPr>
+        <w:numPr>
+          <w:ilvl w:val="0"/>
+          <w:numId w:val="8"/>
+        </w:numPr>
+      </w:pPr>
+      <w:r>
+        <w:t>Az aktuális játékállások nem migrálódnak, mert nincs adatbázis, minden játék újraindul.</w:t>
+      </w:r>
+    </w:p>
+    <w:p>
+      <w:pPr>
         <w:rPr>
           <w:b/>
           <w:bCs/>
         </w:rPr>
-        <w:t>1</w:t>
-      </w:r>
+      </w:pPr>
       <w:r>
         <w:rPr>
           <w:b/>
           <w:bCs/>
         </w:rPr>
-        <w:t xml:space="preserve"> Frissítési és migrációs útmutató</w:t>
+        <w:t>Üzemeltetési leírás</w:t>
       </w:r>
     </w:p>
     <w:p>
       <w:pPr>
         <w:numPr>
           <w:ilvl w:val="0"/>
-          <w:numId w:val="8"/>
+          <w:numId w:val="9"/>
         </w:numPr>
       </w:pPr>
       <w:r>
-        <w:t xml:space="preserve">Új verzió telepítésekor töltsd le a legfrissebb </w:t>
-      </w:r>
-      <w:proofErr w:type="spellStart"/>
-      <w:r>
-        <w:t>sln</w:t>
-      </w:r>
-      <w:proofErr w:type="spellEnd"/>
-      <w:r>
-        <w:t xml:space="preserve"> és forrásfájlokat.</w:t>
+        <w:t>Rendszerkövetelmények: Windows 10+, Visual Studio 2022, .NET 8.0</w:t>
       </w:r>
     </w:p>
     <w:p>
       <w:pPr>
         <w:numPr>
           <w:ilvl w:val="0"/>
-          <w:numId w:val="8"/>
+          <w:numId w:val="9"/>
         </w:numPr>
       </w:pPr>
       <w:r>
-        <w:t xml:space="preserve">Az aktuális játékállások nem </w:t>
-      </w:r>
-      <w:proofErr w:type="spellStart"/>
-      <w:r>
-        <w:t>migrálódnak</w:t>
-      </w:r>
-      <w:proofErr w:type="spellEnd"/>
-      <w:r>
-        <w:t>, mert nincs adatbázis, minden játék újraindul.</w:t>
+        <w:t>Monitoring: nem szükséges, a játék lokálisan fut</w:t>
+      </w:r>
+    </w:p>
+    <w:p>
+      <w:pPr>
+        <w:numPr>
+          <w:ilvl w:val="0"/>
+          <w:numId w:val="9"/>
+        </w:numPr>
+      </w:pPr>
+      <w:r>
+        <w:t>Biztonsági mentés: nincs, mert nincs tartós adat</w:t>
+      </w:r>
+    </w:p>
+    <w:p/>
+    <w:p>
+      <w:pPr>
+        <w:rPr>
+          <w:b/>
+          <w:bCs/>
+          <w:sz w:val="28"/>
+          <w:szCs w:val="28"/>
+        </w:rPr>
+      </w:pPr>
+      <w:r>
+        <w:rPr>
+          <w:b/>
+          <w:bCs/>
+          <w:sz w:val="28"/>
+          <w:szCs w:val="28"/>
+        </w:rPr>
+        <w:t>Szoftverfejlesztés dokumentációja</w:t>
       </w:r>
     </w:p>
     <w:p>
@@ -672,93 +668,7 @@
           <w:b/>
           <w:bCs/>
         </w:rPr>
-        <w:t>2.</w:t>
-      </w:r>
-      <w:r>
-        <w:rPr>
-          <w:b/>
-          <w:bCs/>
-        </w:rPr>
-        <w:t>2</w:t>
-      </w:r>
-      <w:r>
-        <w:rPr>
-          <w:b/>
-          <w:bCs/>
-        </w:rPr>
-        <w:t xml:space="preserve"> Üzemeltetési leírás</w:t>
-      </w:r>
-    </w:p>
-    <w:p>
-      <w:pPr>
-        <w:numPr>
-          <w:ilvl w:val="0"/>
-          <w:numId w:val="9"/>
-        </w:numPr>
-      </w:pPr>
-      <w:r>
-        <w:t xml:space="preserve">Rendszerkövetelmények: Windows 10+, Visual </w:t>
-      </w:r>
-      <w:proofErr w:type="spellStart"/>
-      <w:r>
-        <w:t>Studio</w:t>
-      </w:r>
-      <w:proofErr w:type="spellEnd"/>
-      <w:r>
-        <w:t xml:space="preserve"> 2022, .NET 8.0</w:t>
-      </w:r>
-    </w:p>
-    <w:p>
-      <w:pPr>
-        <w:numPr>
-          <w:ilvl w:val="0"/>
-          <w:numId w:val="9"/>
-        </w:numPr>
-      </w:pPr>
-      <w:r>
-        <w:t>Monitoring: nem szükséges, a játék lokálisan fut</w:t>
-      </w:r>
-    </w:p>
-    <w:p>
-      <w:pPr>
-        <w:numPr>
-          <w:ilvl w:val="0"/>
-          <w:numId w:val="9"/>
-        </w:numPr>
-      </w:pPr>
-      <w:r>
-        <w:t>Biztonsági mentés: nincs, mert nincs tartós adat</w:t>
-      </w:r>
-    </w:p>
-    <w:p/>
-    <w:p>
-      <w:pPr>
-        <w:rPr>
-          <w:b/>
-          <w:bCs/>
-        </w:rPr>
-      </w:pPr>
-      <w:r>
-        <w:rPr>
-          <w:b/>
-          <w:bCs/>
-        </w:rPr>
-        <w:t>3. Szoftverfejlesztés dokumentációja</w:t>
-      </w:r>
-    </w:p>
-    <w:p>
-      <w:pPr>
-        <w:rPr>
-          <w:b/>
-          <w:bCs/>
-        </w:rPr>
-      </w:pPr>
-      <w:r>
-        <w:rPr>
-          <w:b/>
-          <w:bCs/>
-        </w:rPr>
-        <w:t>3.1 Követelménydokumentáció</w:t>
+        <w:t>Követelménydokumentáció</w:t>
       </w:r>
     </w:p>
     <w:p>
@@ -868,6 +778,11 @@
       </w:r>
     </w:p>
     <w:p>
+      <w:r>
+        <w:br w:type="page"/>
+      </w:r>
+    </w:p>
+    <w:p>
       <w:pPr>
         <w:rPr>
           <w:b/>
@@ -879,6 +794,7 @@
           <w:b/>
           <w:bCs/>
         </w:rPr>
+        <w:lastRenderedPageBreak/>
         <w:t>Nem</w:t>
       </w:r>
       <w:r>
@@ -937,7 +853,6 @@
         </w:numPr>
       </w:pPr>
       <w:r>
-        <w:lastRenderedPageBreak/>
         <w:t>Könnyen bővíthető játéklogika</w:t>
       </w:r>
     </w:p>
@@ -965,7 +880,7 @@
           <w:b/>
           <w:bCs/>
         </w:rPr>
-        <w:t>3.2 Rendszerterv</w:t>
+        <w:t>Rendszerterv</w:t>
       </w:r>
     </w:p>
     <w:p>
@@ -985,15 +900,7 @@
         </w:numPr>
       </w:pPr>
       <w:r>
-        <w:t xml:space="preserve">Windows </w:t>
-      </w:r>
-      <w:proofErr w:type="spellStart"/>
-      <w:r>
-        <w:t>Forms</w:t>
-      </w:r>
-      <w:proofErr w:type="spellEnd"/>
-      <w:r>
-        <w:t xml:space="preserve"> alapú GUI</w:t>
+        <w:t>Windows Forms alapú GUI</w:t>
       </w:r>
     </w:p>
     <w:p>
@@ -1054,13 +961,8 @@
         </w:numPr>
       </w:pPr>
       <w:r>
-        <w:t>Játékmező (</w:t>
-      </w:r>
-      <w:proofErr w:type="spellStart"/>
-      <w:r>
-        <w:t>PictureBox</w:t>
-      </w:r>
-      <w:proofErr w:type="spellEnd"/>
+        <w:t>Játékmező (PictureBox</w:t>
+      </w:r>
       <w:r>
         <w:t>-</w:t>
       </w:r>
@@ -1101,21 +1003,12 @@
           <w:bCs/>
         </w:rPr>
       </w:pPr>
-      <w:proofErr w:type="spellStart"/>
       <w:r>
         <w:rPr>
           <w:b/>
           <w:bCs/>
         </w:rPr>
-        <w:t>skinek.cs</w:t>
-      </w:r>
-      <w:proofErr w:type="spellEnd"/>
-      <w:r>
-        <w:rPr>
-          <w:b/>
-          <w:bCs/>
-        </w:rPr>
-        <w:t xml:space="preserve"> </w:t>
+        <w:t xml:space="preserve">skinek.cs </w:t>
       </w:r>
       <w:r>
         <w:t>-</w:t>
@@ -1150,23 +1043,7 @@
         </w:numPr>
       </w:pPr>
       <w:r>
-        <w:t xml:space="preserve">Képek betöltése a </w:t>
-      </w:r>
-      <w:proofErr w:type="spellStart"/>
-      <w:r>
-        <w:t>formra</w:t>
-      </w:r>
-      <w:proofErr w:type="spellEnd"/>
-      <w:r>
-        <w:t xml:space="preserve"> és </w:t>
-      </w:r>
-      <w:proofErr w:type="spellStart"/>
-      <w:r>
-        <w:t>invertálása</w:t>
-      </w:r>
-      <w:proofErr w:type="spellEnd"/>
-      <w:r>
-        <w:t xml:space="preserve"> megjelenítéshez</w:t>
+        <w:t>Képek betöltése a formra és invertálása megjelenítéshez</w:t>
       </w:r>
     </w:p>
     <w:p>
@@ -1213,7 +1090,7 @@
           <w:b/>
           <w:bCs/>
         </w:rPr>
-        <w:t>3.3 Fejlesztési dokumentáció</w:t>
+        <w:t>Fejlesztési dokumentáció</w:t>
       </w:r>
     </w:p>
     <w:p>
@@ -1234,11 +1111,9 @@
         </w:tabs>
         <w:spacing w:after="0"/>
       </w:pPr>
-      <w:proofErr w:type="spellStart"/>
       <w:r>
         <w:t>Amoba</w:t>
       </w:r>
-      <w:proofErr w:type="spellEnd"/>
       <w:r>
         <w:t>/</w:t>
       </w:r>
@@ -1294,12 +1169,8 @@
       </w:r>
       <w:r>
         <w:tab/>
-      </w:r>
-      <w:proofErr w:type="spellStart"/>
-      <w:r>
         <w:t>skinek.cs</w:t>
       </w:r>
-      <w:proofErr w:type="spellEnd"/>
     </w:p>
     <w:p>
       <w:pPr>
@@ -1316,11 +1187,9 @@
       <w:r>
         <w:tab/>
       </w:r>
-      <w:proofErr w:type="spellStart"/>
       <w:r>
         <w:t>Program.cs</w:t>
       </w:r>
-      <w:proofErr w:type="spellEnd"/>
     </w:p>
     <w:p>
       <w:pPr>
@@ -1335,93 +1204,81 @@
       </w:r>
     </w:p>
     <w:p>
-      <w:r>
-        <w:rPr>
-          <w:b/>
-          <w:bCs/>
-        </w:rPr>
-        <w:t>Technológiák és keretrendszerek:</w:t>
-      </w:r>
-    </w:p>
-    <w:p>
-      <w:pPr>
-        <w:numPr>
-          <w:ilvl w:val="0"/>
-          <w:numId w:val="16"/>
-        </w:numPr>
-      </w:pPr>
-      <w:r>
-        <w:t>C# 11 (.NET 8.0 Windows)</w:t>
-      </w:r>
-    </w:p>
-    <w:p>
-      <w:pPr>
-        <w:numPr>
-          <w:ilvl w:val="0"/>
-          <w:numId w:val="16"/>
-        </w:numPr>
-      </w:pPr>
-      <w:r>
-        <w:t xml:space="preserve">Windows </w:t>
-      </w:r>
-      <w:proofErr w:type="spellStart"/>
-      <w:r>
-        <w:t>Forms</w:t>
-      </w:r>
-      <w:proofErr w:type="spellEnd"/>
-      <w:r>
-        <w:t xml:space="preserve"> GUI</w:t>
-      </w:r>
-    </w:p>
-    <w:p>
-      <w:pPr>
-        <w:numPr>
-          <w:ilvl w:val="0"/>
-          <w:numId w:val="16"/>
-        </w:numPr>
-      </w:pPr>
-      <w:r>
-        <w:t xml:space="preserve">Visual </w:t>
-      </w:r>
-      <w:proofErr w:type="spellStart"/>
-      <w:r>
-        <w:t>Studio</w:t>
-      </w:r>
-      <w:proofErr w:type="spellEnd"/>
-      <w:r>
-        <w:t xml:space="preserve"> 2022</w:t>
-      </w:r>
-    </w:p>
-    <w:p/>
-    <w:p>
-      <w:pPr>
-        <w:rPr>
-          <w:b/>
-          <w:bCs/>
-        </w:rPr>
-      </w:pPr>
-      <w:r>
-        <w:rPr>
-          <w:b/>
-          <w:bCs/>
-        </w:rPr>
-        <w:t>4. Tesztelési dokumentáció</w:t>
-      </w:r>
-    </w:p>
-    <w:p>
-      <w:pPr>
-        <w:rPr>
-          <w:b/>
-          <w:bCs/>
-        </w:rPr>
-      </w:pPr>
       <w:r>
         <w:rPr>
           <w:b/>
           <w:bCs/>
         </w:rPr>
         <w:lastRenderedPageBreak/>
-        <w:t>4.1 Tesztterv</w:t>
+        <w:t>Technológiák és keretrendszerek:</w:t>
+      </w:r>
+    </w:p>
+    <w:p>
+      <w:pPr>
+        <w:numPr>
+          <w:ilvl w:val="0"/>
+          <w:numId w:val="16"/>
+        </w:numPr>
+      </w:pPr>
+      <w:r>
+        <w:t>C# 11 (.NET 8.0 Windows)</w:t>
+      </w:r>
+    </w:p>
+    <w:p>
+      <w:pPr>
+        <w:numPr>
+          <w:ilvl w:val="0"/>
+          <w:numId w:val="16"/>
+        </w:numPr>
+      </w:pPr>
+      <w:r>
+        <w:t>Windows Forms GUI</w:t>
+      </w:r>
+    </w:p>
+    <w:p>
+      <w:pPr>
+        <w:numPr>
+          <w:ilvl w:val="0"/>
+          <w:numId w:val="16"/>
+        </w:numPr>
+      </w:pPr>
+      <w:r>
+        <w:t>Visual Studio 2022</w:t>
+      </w:r>
+    </w:p>
+    <w:p/>
+    <w:p>
+      <w:pPr>
+        <w:rPr>
+          <w:b/>
+          <w:bCs/>
+          <w:sz w:val="28"/>
+          <w:szCs w:val="28"/>
+        </w:rPr>
+      </w:pPr>
+      <w:r>
+        <w:rPr>
+          <w:b/>
+          <w:bCs/>
+          <w:sz w:val="28"/>
+          <w:szCs w:val="28"/>
+        </w:rPr>
+        <w:t>Tesztelési dokumentáció</w:t>
+      </w:r>
+    </w:p>
+    <w:p>
+      <w:pPr>
+        <w:rPr>
+          <w:b/>
+          <w:bCs/>
+        </w:rPr>
+      </w:pPr>
+      <w:r>
+        <w:rPr>
+          <w:b/>
+          <w:bCs/>
+        </w:rPr>
+        <w:t>Tesztterv</w:t>
       </w:r>
     </w:p>
     <w:p>
@@ -1458,7 +1315,7 @@
           <w:b/>
           <w:bCs/>
         </w:rPr>
-        <w:t>4.2 Tesztesetek</w:t>
+        <w:t>Tesztesetek</w:t>
       </w:r>
     </w:p>
     <w:tbl>
@@ -1653,15 +1510,7 @@
           </w:tcPr>
           <w:p>
             <w:r>
-              <w:t xml:space="preserve">Lerakott </w:t>
-            </w:r>
-            <w:proofErr w:type="spellStart"/>
-            <w:r>
-              <w:t>max</w:t>
-            </w:r>
-            <w:proofErr w:type="spellEnd"/>
-            <w:r>
-              <w:t xml:space="preserve"> beállítás</w:t>
+              <w:t>Lerakott max beállítás</w:t>
             </w:r>
           </w:p>
         </w:tc>
@@ -1703,7 +1552,7 @@
           <w:b/>
           <w:bCs/>
         </w:rPr>
-        <w:t>4.3 Tesztkörnyezet</w:t>
+        <w:t>Tesztkörnyezet</w:t>
       </w:r>
     </w:p>
     <w:p>
@@ -1725,15 +1574,7 @@
         </w:numPr>
       </w:pPr>
       <w:r>
-        <w:t xml:space="preserve">Visual </w:t>
-      </w:r>
-      <w:proofErr w:type="spellStart"/>
-      <w:r>
-        <w:t>Studio</w:t>
-      </w:r>
-      <w:proofErr w:type="spellEnd"/>
-      <w:r>
-        <w:t xml:space="preserve"> 2022</w:t>
+        <w:t>Visual Studio 2022</w:t>
       </w:r>
     </w:p>
     <w:p>
@@ -1750,7 +1591,7 @@
     <w:p/>
     <w:sectPr>
       <w:pgSz w:w="11906" w:h="16838"/>
-      <w:pgMar w:top="1417" w:right="1417" w:bottom="1417" w:left="1417" w:header="708" w:footer="708" w:gutter="0"/>
+      <w:pgMar w:top="1417" w:right="1417" w:bottom="2268" w:left="1417" w:header="708" w:footer="708" w:gutter="0"/>
       <w:cols w:space="708"/>
       <w:docGrid w:linePitch="360"/>
     </w:sectPr>
@@ -5218,6 +5059,7 @@
   <w:style w:type="character" w:default="1" w:styleId="Bekezdsalapbettpusa">
     <w:name w:val="Default Paragraph Font"/>
     <w:uiPriority w:val="1"/>
+    <w:semiHidden/>
     <w:unhideWhenUsed/>
   </w:style>
   <w:style w:type="table" w:default="1" w:styleId="Normltblzat">
